--- a/tmp/pdfs/Ecology/Sea Level Rise Scenario Analysis - Eco - 10_15_2026.docx
+++ b/tmp/pdfs/Ecology/Sea Level Rise Scenario Analysis - Eco - 10_15_2026.docx
@@ -22,6 +22,11 @@
           <w:rtl w:val="0"/>
         </w:rPr>
         <w:t xml:space="preserve">Sea Level Rise Scenario Analysis - Eco 10.15.2026</w:t>
+      </w:r>
+      <w:r>
+        <w:rPr>
+          <w:rtl w:val="0"/>
+        </w:rPr>
       </w:r>
     </w:p>
     <w:p>
@@ -28531,6 +28536,11 @@
       <w:szCs w:val="30"/>
     </w:rPr>
   </w:style>
+  <w:style w:type="paragraph" w:styleId="TableofFigures">
+    <w:name w:val="table of figures"/>
+    <w:basedOn w:val="Normal"/>
+    <w:next w:val="Normal"/>
+  </w:style>
   <w:style w:type="table" w:styleId="Table1">
     <w:basedOn w:val="TableNormal"/>
     <w:pPr/>
